--- a/05-rag-application/docs/RAG技术详解.docx
+++ b/05-rag-application/docs/RAG技术详解.docx
@@ -12,7 +12,7 @@
           <w:rFonts w:ascii="Times New Roman" w:hAnsi="Times New Roman" w:eastAsia="微软雅黑"/>
           <w:b/>
           <w:i w:val="0"/>
-          <w:color w:val="1F3964"/>
+          <w:color w:val="4E7EBA"/>
           <w:sz w:val="40"/>
         </w:rPr>
         <w:t>RAG 技术详解：从零搭建医学文献混合检索问答系统</w:t>
@@ -132,7 +132,7 @@
           <w:rFonts w:ascii="Times New Roman" w:hAnsi="Times New Roman" w:eastAsia="微软雅黑"/>
           <w:b/>
           <w:i w:val="0"/>
-          <w:color w:val="1F3964"/>
+          <w:color w:val="4E7EBA"/>
           <w:sz w:val="32"/>
         </w:rPr>
         <w:t>📖 写在前面：你会在这里学到什么</w:t>
@@ -449,7 +449,7 @@
           <w:rFonts w:ascii="Times New Roman" w:hAnsi="Times New Roman" w:eastAsia="微软雅黑"/>
           <w:b/>
           <w:i w:val="0"/>
-          <w:color w:val="1F3964"/>
+          <w:color w:val="4E7EBA"/>
           <w:sz w:val="32"/>
         </w:rPr>
         <w:t>目录</w:t>
@@ -749,7 +749,7 @@
           <w:rFonts w:ascii="Times New Roman" w:hAnsi="Times New Roman" w:eastAsia="微软雅黑"/>
           <w:b/>
           <w:i w:val="0"/>
-          <w:color w:val="1F3964"/>
+          <w:color w:val="4E7EBA"/>
           <w:sz w:val="32"/>
         </w:rPr>
         <w:t>1. 项目概述</w:t>
@@ -765,7 +765,7 @@
           <w:rFonts w:ascii="Times New Roman" w:hAnsi="Times New Roman" w:eastAsia="微软雅黑"/>
           <w:b/>
           <w:i w:val="0"/>
-          <w:color w:val="1F3964"/>
+          <w:color w:val="4E7EBA"/>
           <w:sz w:val="27"/>
         </w:rPr>
         <w:t>1.1 业务背景</w:t>
@@ -795,7 +795,7 @@
           <w:rFonts w:ascii="Times New Roman" w:hAnsi="Times New Roman" w:eastAsia="微软雅黑"/>
           <w:b/>
           <w:i w:val="0"/>
-          <w:color w:val="1F3964"/>
+          <w:color w:val="4E7EBA"/>
           <w:sz w:val="27"/>
         </w:rPr>
         <w:t>1.2 为什么选 RAG 而不是微调？</w:t>
@@ -1203,7 +1203,7 @@
           <w:rFonts w:ascii="Times New Roman" w:hAnsi="Times New Roman" w:eastAsia="微软雅黑"/>
           <w:b/>
           <w:i w:val="0"/>
-          <w:color w:val="1F3964"/>
+          <w:color w:val="4E7EBA"/>
           <w:sz w:val="32"/>
         </w:rPr>
         <w:t>2. 系统架构</w:t>
@@ -1600,7 +1600,7 @@
           <w:rFonts w:ascii="Times New Roman" w:hAnsi="Times New Roman" w:eastAsia="微软雅黑"/>
           <w:b/>
           <w:i w:val="0"/>
-          <w:color w:val="1F3964"/>
+          <w:color w:val="4E7EBA"/>
           <w:sz w:val="27"/>
         </w:rPr>
         <w:t>2.1 RAG 核心流程详解</w:t>
@@ -1868,7 +1868,7 @@
           <w:rFonts w:ascii="Times New Roman" w:hAnsi="Times New Roman" w:eastAsia="微软雅黑"/>
           <w:b/>
           <w:i w:val="0"/>
-          <w:color w:val="1F3964"/>
+          <w:color w:val="4E7EBA"/>
           <w:sz w:val="32"/>
         </w:rPr>
         <w:t>3. 数据工程全流程</w:t>
@@ -1884,7 +1884,7 @@
           <w:rFonts w:ascii="Times New Roman" w:hAnsi="Times New Roman" w:eastAsia="微软雅黑"/>
           <w:b/>
           <w:i w:val="0"/>
-          <w:color w:val="1F3964"/>
+          <w:color w:val="4E7EBA"/>
           <w:sz w:val="27"/>
         </w:rPr>
         <w:t>3.1 知识库结构</w:t>
@@ -2047,7 +2047,7 @@
           <w:rFonts w:ascii="Times New Roman" w:hAnsi="Times New Roman" w:eastAsia="微软雅黑"/>
           <w:b/>
           <w:i w:val="0"/>
-          <w:color w:val="1F3964"/>
+          <w:color w:val="4E7EBA"/>
           <w:sz w:val="27"/>
         </w:rPr>
         <w:t>3.2 数据获取历程</w:t>
@@ -2698,7 +2698,7 @@
           <w:rFonts w:ascii="Times New Roman" w:hAnsi="Times New Roman" w:eastAsia="微软雅黑"/>
           <w:b/>
           <w:i w:val="0"/>
-          <w:color w:val="1F3964"/>
+          <w:color w:val="4E7EBA"/>
           <w:sz w:val="27"/>
         </w:rPr>
         <w:t>3.3 向量化（Embedding）</w:t>
@@ -3506,7 +3506,7 @@
           <w:rFonts w:ascii="Times New Roman" w:hAnsi="Times New Roman" w:eastAsia="微软雅黑"/>
           <w:b/>
           <w:i w:val="0"/>
-          <w:color w:val="1F3964"/>
+          <w:color w:val="4E7EBA"/>
           <w:sz w:val="32"/>
         </w:rPr>
         <w:t>4. 检索系统选型与设计</w:t>
@@ -3522,7 +3522,7 @@
           <w:rFonts w:ascii="Times New Roman" w:hAnsi="Times New Roman" w:eastAsia="微软雅黑"/>
           <w:b/>
           <w:i w:val="0"/>
-          <w:color w:val="1F3964"/>
+          <w:color w:val="4E7EBA"/>
           <w:sz w:val="27"/>
         </w:rPr>
         <w:t>4.1 为什么 FAISS 而不是其他向量数据库？</w:t>
@@ -3979,7 +3979,7 @@
           <w:rFonts w:ascii="Times New Roman" w:hAnsi="Times New Roman" w:eastAsia="微软雅黑"/>
           <w:b/>
           <w:i w:val="0"/>
-          <w:color w:val="1F3964"/>
+          <w:color w:val="4E7EBA"/>
           <w:sz w:val="27"/>
         </w:rPr>
         <w:t>4.2 两阶段检索：粗排 + 精排</w:t>
@@ -4490,7 +4490,7 @@
           <w:rFonts w:ascii="Times New Roman" w:hAnsi="Times New Roman" w:eastAsia="微软雅黑"/>
           <w:b/>
           <w:i w:val="0"/>
-          <w:color w:val="1F3964"/>
+          <w:color w:val="4E7EBA"/>
           <w:sz w:val="27"/>
         </w:rPr>
         <w:t>4.3 嵌入模型 vs Reranker 的区别</w:t>
@@ -4968,7 +4968,7 @@
           <w:rFonts w:ascii="Times New Roman" w:hAnsi="Times New Roman" w:eastAsia="微软雅黑"/>
           <w:b/>
           <w:i w:val="0"/>
-          <w:color w:val="1F3964"/>
+          <w:color w:val="4E7EBA"/>
           <w:sz w:val="32"/>
         </w:rPr>
         <w:t>5. 七轮优化全记录</w:t>
@@ -4984,7 +4984,7 @@
           <w:rFonts w:ascii="Times New Roman" w:hAnsi="Times New Roman" w:eastAsia="微软雅黑"/>
           <w:b/>
           <w:i w:val="0"/>
-          <w:color w:val="1F3964"/>
+          <w:color w:val="4E7EBA"/>
           <w:sz w:val="27"/>
         </w:rPr>
         <w:t>5.1 优化总览</w:t>
@@ -5201,7 +5201,7 @@
           <w:rFonts w:ascii="Times New Roman" w:hAnsi="Times New Roman" w:eastAsia="微软雅黑"/>
           <w:b/>
           <w:i w:val="0"/>
-          <w:color w:val="1F3964"/>
+          <w:color w:val="4E7EBA"/>
           <w:sz w:val="27"/>
         </w:rPr>
         <w:t>5.2 逐轮分析</w:t>
@@ -5217,7 +5217,7 @@
           <w:rFonts w:ascii="Times New Roman" w:hAnsi="Times New Roman" w:eastAsia="微软雅黑"/>
           <w:b/>
           <w:i w:val="0"/>
-          <w:color w:val="1F3964"/>
+          <w:color w:val="4E7EBA"/>
           <w:sz w:val="24"/>
         </w:rPr>
         <w:t>第一轮：V5CN 中文翻译（80%）</w:t>
@@ -5279,7 +5279,7 @@
           <w:rFonts w:ascii="Times New Roman" w:hAnsi="Times New Roman" w:eastAsia="微软雅黑"/>
           <w:b/>
           <w:i w:val="0"/>
-          <w:color w:val="1F3964"/>
+          <w:color w:val="4E7EBA"/>
           <w:sz w:val="24"/>
         </w:rPr>
         <w:t>第二轮：英文摘要补全（85%）✅ 唯一有效</w:t>
@@ -5404,7 +5404,7 @@
           <w:rFonts w:ascii="Times New Roman" w:hAnsi="Times New Roman" w:eastAsia="微软雅黑"/>
           <w:b/>
           <w:i w:val="0"/>
-          <w:color w:val="1F3964"/>
+          <w:color w:val="4E7EBA"/>
           <w:sz w:val="24"/>
         </w:rPr>
         <w:t>第三轮：v2 Reranker 升级（80%）❌</w:t>
@@ -5529,7 +5529,7 @@
           <w:rFonts w:ascii="Times New Roman" w:hAnsi="Times New Roman" w:eastAsia="微软雅黑"/>
           <w:b/>
           <w:i w:val="0"/>
-          <w:color w:val="1F3964"/>
+          <w:color w:val="4E7EBA"/>
           <w:sz w:val="24"/>
         </w:rPr>
         <w:t>第四轮：PMC 全文编码（80%）❌</w:t>
@@ -5692,7 +5692,7 @@
           <w:rFonts w:ascii="Times New Roman" w:hAnsi="Times New Roman" w:eastAsia="微软雅黑"/>
           <w:b/>
           <w:i w:val="0"/>
-          <w:color w:val="1F3964"/>
+          <w:color w:val="4E7EBA"/>
           <w:sz w:val="24"/>
         </w:rPr>
         <w:t>第五轮：Query Expansion（80%）❌</w:t>
@@ -5864,7 +5864,7 @@
           <w:rFonts w:ascii="Times New Roman" w:hAnsi="Times New Roman" w:eastAsia="微软雅黑"/>
           <w:b/>
           <w:i w:val="0"/>
-          <w:color w:val="1F3964"/>
+          <w:color w:val="4E7EBA"/>
           <w:sz w:val="24"/>
         </w:rPr>
         <w:t>第六轮：BM25 + 向量混合搜索（85%）</w:t>
@@ -6230,7 +6230,7 @@
           <w:rFonts w:ascii="Times New Roman" w:hAnsi="Times New Roman" w:eastAsia="微软雅黑"/>
           <w:b/>
           <w:i w:val="0"/>
-          <w:color w:val="1F3964"/>
+          <w:color w:val="4E7EBA"/>
           <w:sz w:val="24"/>
         </w:rPr>
         <w:t>第七轮：LLM 全文总结（80%）❌</w:t>
@@ -6433,7 +6433,7 @@
           <w:rFonts w:ascii="Times New Roman" w:hAnsi="Times New Roman" w:eastAsia="微软雅黑"/>
           <w:b/>
           <w:i w:val="0"/>
-          <w:color w:val="1F3964"/>
+          <w:color w:val="4E7EBA"/>
           <w:sz w:val="32"/>
         </w:rPr>
         <w:t>6. 关键技术决策与对比分析</w:t>
@@ -6449,7 +6449,7 @@
           <w:rFonts w:ascii="Times New Roman" w:hAnsi="Times New Roman" w:eastAsia="微软雅黑"/>
           <w:b/>
           <w:i w:val="0"/>
-          <w:color w:val="1F3964"/>
+          <w:color w:val="4E7EBA"/>
           <w:sz w:val="27"/>
         </w:rPr>
         <w:t>6.1 全文编码 vs 摘要编码</w:t>
@@ -6940,7 +6940,7 @@
           <w:rFonts w:ascii="Times New Roman" w:hAnsi="Times New Roman" w:eastAsia="微软雅黑"/>
           <w:b/>
           <w:i w:val="0"/>
-          <w:color w:val="1F3964"/>
+          <w:color w:val="4E7EBA"/>
           <w:sz w:val="27"/>
         </w:rPr>
         <w:t>6.2 为什么不做 Fine-tuning？</w:t>
@@ -7080,7 +7080,7 @@
           <w:rFonts w:ascii="Times New Roman" w:hAnsi="Times New Roman" w:eastAsia="微软雅黑"/>
           <w:b/>
           <w:i w:val="0"/>
-          <w:color w:val="1F3964"/>
+          <w:color w:val="4E7EBA"/>
           <w:sz w:val="32"/>
         </w:rPr>
         <w:t>7. 检索系统深度原理</w:t>
@@ -7112,7 +7112,7 @@
           <w:rFonts w:ascii="Times New Roman" w:hAnsi="Times New Roman" w:eastAsia="微软雅黑"/>
           <w:b/>
           <w:i w:val="0"/>
-          <w:color w:val="1F3964"/>
+          <w:color w:val="4E7EBA"/>
           <w:sz w:val="27"/>
         </w:rPr>
         <w:t>7.1 FAISS 索引类型：Flat vs IVF vs HNSW</w:t>
@@ -7160,7 +7160,7 @@
           <w:rFonts w:ascii="Times New Roman" w:hAnsi="Times New Roman" w:eastAsia="微软雅黑"/>
           <w:b/>
           <w:i w:val="0"/>
-          <w:color w:val="1F3964"/>
+          <w:color w:val="4E7EBA"/>
           <w:sz w:val="24"/>
         </w:rPr>
         <w:t>IndexFlatIP（本项目使用）</w:t>
@@ -7258,7 +7258,7 @@
           <w:rFonts w:ascii="Times New Roman" w:hAnsi="Times New Roman" w:eastAsia="微软雅黑"/>
           <w:b/>
           <w:i w:val="0"/>
-          <w:color w:val="1F3964"/>
+          <w:color w:val="4E7EBA"/>
           <w:sz w:val="24"/>
         </w:rPr>
         <w:t>IndexIVFFlat（倒排索引 + 平面编码）</w:t>
@@ -7458,7 +7458,7 @@
           <w:rFonts w:ascii="Times New Roman" w:hAnsi="Times New Roman" w:eastAsia="微软雅黑"/>
           <w:b/>
           <w:i w:val="0"/>
-          <w:color w:val="1F3964"/>
+          <w:color w:val="4E7EBA"/>
           <w:sz w:val="24"/>
         </w:rPr>
         <w:t>IndexHNSWFlat（分层可导航小世界图）</w:t>
@@ -7566,7 +7566,7 @@
           <w:rFonts w:ascii="Times New Roman" w:hAnsi="Times New Roman" w:eastAsia="微软雅黑"/>
           <w:b/>
           <w:i w:val="0"/>
-          <w:color w:val="1F3964"/>
+          <w:color w:val="4E7EBA"/>
           <w:sz w:val="24"/>
         </w:rPr>
         <w:t>三种索引对比</w:t>
@@ -8172,7 +8172,7 @@
           <w:rFonts w:ascii="Times New Roman" w:hAnsi="Times New Roman" w:eastAsia="微软雅黑"/>
           <w:b/>
           <w:i w:val="0"/>
-          <w:color w:val="1F3964"/>
+          <w:color w:val="4E7EBA"/>
           <w:sz w:val="27"/>
         </w:rPr>
         <w:t>7.2 纯向量检索够用吗？要不要混合关键词检索？</w:t>
@@ -8220,7 +8220,7 @@
           <w:rFonts w:ascii="Times New Roman" w:hAnsi="Times New Roman" w:eastAsia="微软雅黑"/>
           <w:b/>
           <w:i w:val="0"/>
-          <w:color w:val="1F3964"/>
+          <w:color w:val="4E7EBA"/>
           <w:sz w:val="24"/>
         </w:rPr>
         <w:t>纯向量检索的缺陷</w:t>
@@ -9005,7 +9005,7 @@
           <w:rFonts w:ascii="Times New Roman" w:hAnsi="Times New Roman" w:eastAsia="微软雅黑"/>
           <w:b/>
           <w:i w:val="0"/>
-          <w:color w:val="1F3964"/>
+          <w:color w:val="4E7EBA"/>
           <w:sz w:val="24"/>
         </w:rPr>
         <w:t>本项目混合搜索的实现与结果</w:t>
@@ -9152,7 +9152,7 @@
           <w:rFonts w:ascii="Times New Roman" w:hAnsi="Times New Roman" w:eastAsia="微软雅黑"/>
           <w:b/>
           <w:i w:val="0"/>
-          <w:color w:val="1F3964"/>
+          <w:color w:val="4E7EBA"/>
           <w:sz w:val="27"/>
         </w:rPr>
         <w:t>7.3 Query Expansion 有没有必要？</w:t>
@@ -9191,7 +9191,7 @@
           <w:rFonts w:ascii="Times New Roman" w:hAnsi="Times New Roman" w:eastAsia="微软雅黑"/>
           <w:b/>
           <w:i w:val="0"/>
-          <w:color w:val="1F3964"/>
+          <w:color w:val="4E7EBA"/>
           <w:sz w:val="24"/>
         </w:rPr>
         <w:t>本项目的实验数据</w:t>
@@ -9276,7 +9276,7 @@
           <w:rFonts w:ascii="Times New Roman" w:hAnsi="Times New Roman" w:eastAsia="微软雅黑"/>
           <w:b/>
           <w:i w:val="0"/>
-          <w:color w:val="1F3964"/>
+          <w:color w:val="4E7EBA"/>
           <w:sz w:val="24"/>
         </w:rPr>
         <w:t>为什么 QE 帮助粗排但伤害精排？</w:t>
@@ -9406,7 +9406,7 @@
           <w:rFonts w:ascii="Times New Roman" w:hAnsi="Times New Roman" w:eastAsia="微软雅黑"/>
           <w:b/>
           <w:i w:val="0"/>
-          <w:color w:val="1F3964"/>
+          <w:color w:val="4E7EBA"/>
           <w:sz w:val="24"/>
         </w:rPr>
         <w:t>什么时候 QE 有价值？</w:t>
@@ -9847,7 +9847,7 @@
           <w:rFonts w:ascii="Times New Roman" w:hAnsi="Times New Roman" w:eastAsia="微软雅黑"/>
           <w:b/>
           <w:i w:val="0"/>
-          <w:color w:val="1F3964"/>
+          <w:color w:val="4E7EBA"/>
           <w:sz w:val="27"/>
         </w:rPr>
         <w:t>7.4 粗排的意义：能不能只用 Reranker？</w:t>
@@ -9877,7 +9877,7 @@
           <w:rFonts w:ascii="Times New Roman" w:hAnsi="Times New Roman" w:eastAsia="微软雅黑"/>
           <w:b/>
           <w:i w:val="0"/>
-          <w:color w:val="1F3964"/>
+          <w:color w:val="4E7EBA"/>
           <w:sz w:val="24"/>
         </w:rPr>
         <w:t>答案：延迟。纯粹的 Reranker 方案不可行。</w:t>
@@ -9980,7 +9980,7 @@
           <w:rFonts w:ascii="Times New Roman" w:hAnsi="Times New Roman" w:eastAsia="微软雅黑"/>
           <w:b/>
           <w:i w:val="0"/>
-          <w:color w:val="1F3964"/>
+          <w:color w:val="4E7EBA"/>
           <w:sz w:val="24"/>
         </w:rPr>
         <w:t>粗排做的是什么？</w:t>
@@ -10081,7 +10081,7 @@
           <w:rFonts w:ascii="Times New Roman" w:hAnsi="Times New Roman" w:eastAsia="微软雅黑"/>
           <w:b/>
           <w:i w:val="0"/>
-          <w:color w:val="1F3964"/>
+          <w:color w:val="4E7EBA"/>
           <w:sz w:val="24"/>
         </w:rPr>
         <w:t>粗排召回率 vs 最终召回率</w:t>
@@ -10505,7 +10505,7 @@
           <w:rFonts w:ascii="Times New Roman" w:hAnsi="Times New Roman" w:eastAsia="微软雅黑"/>
           <w:b/>
           <w:i w:val="0"/>
-          <w:color w:val="1F3964"/>
+          <w:color w:val="4E7EBA"/>
           <w:sz w:val="27"/>
         </w:rPr>
         <w:t>7.5 双索引架构的泛化：数据没有摘要怎么办？</w:t>
@@ -11242,7 +11242,7 @@
           <w:rFonts w:ascii="Times New Roman" w:hAnsi="Times New Roman" w:eastAsia="微软雅黑"/>
           <w:b/>
           <w:i w:val="0"/>
-          <w:color w:val="1F3964"/>
+          <w:color w:val="4E7EBA"/>
           <w:sz w:val="32"/>
         </w:rPr>
         <w:t>8. 常见疑问辨析（FAQ）</w:t>
@@ -11258,7 +11258,7 @@
           <w:rFonts w:ascii="Times New Roman" w:hAnsi="Times New Roman" w:eastAsia="微软雅黑"/>
           <w:b/>
           <w:i w:val="0"/>
-          <w:color w:val="1F3964"/>
+          <w:color w:val="4E7EBA"/>
           <w:sz w:val="27"/>
         </w:rPr>
         <w:t>Q1: 为什么 BGE-M3 比 OpenAI Embedding 好？</w:t>
@@ -11420,7 +11420,7 @@
           <w:rFonts w:ascii="Times New Roman" w:hAnsi="Times New Roman" w:eastAsia="微软雅黑"/>
           <w:b/>
           <w:i w:val="0"/>
-          <w:color w:val="1F3964"/>
+          <w:color w:val="4E7EBA"/>
           <w:sz w:val="27"/>
         </w:rPr>
         <w:t>Q2: 你的两阶段检索为什么不用 Milvus？</w:t>
@@ -11522,7 +11522,7 @@
           <w:rFonts w:ascii="Times New Roman" w:hAnsi="Times New Roman" w:eastAsia="微软雅黑"/>
           <w:b/>
           <w:i w:val="0"/>
-          <w:color w:val="1F3964"/>
+          <w:color w:val="4E7EBA"/>
           <w:sz w:val="27"/>
         </w:rPr>
         <w:t>Q3: RAG 系统中的幻觉（Hallucination）怎么控制？</w:t>
@@ -11651,7 +11651,7 @@
           <w:rFonts w:ascii="Times New Roman" w:hAnsi="Times New Roman" w:eastAsia="微软雅黑"/>
           <w:b/>
           <w:i w:val="0"/>
-          <w:color w:val="1F3964"/>
+          <w:color w:val="4E7EBA"/>
           <w:sz w:val="27"/>
         </w:rPr>
         <w:t>Q4: 如果检索结果中有一篇不相关的论文排在前面怎么办？</w:t>
@@ -11753,7 +11753,7 @@
           <w:rFonts w:ascii="Times New Roman" w:hAnsi="Times New Roman" w:eastAsia="微软雅黑"/>
           <w:b/>
           <w:i w:val="0"/>
-          <w:color w:val="1F3964"/>
+          <w:color w:val="4E7EBA"/>
           <w:sz w:val="27"/>
         </w:rPr>
         <w:t>Q5: 为什么全文编码没有提升 RAG 效果？</w:t>
@@ -11928,7 +11928,7 @@
           <w:rFonts w:ascii="Times New Roman" w:hAnsi="Times New Roman" w:eastAsia="微软雅黑"/>
           <w:b/>
           <w:i w:val="0"/>
-          <w:color w:val="1F3964"/>
+          <w:color w:val="4E7EBA"/>
           <w:sz w:val="32"/>
         </w:rPr>
         <w:t>9. RAG 关键技术专题</w:t>
@@ -11960,7 +11960,7 @@
           <w:rFonts w:ascii="Times New Roman" w:hAnsi="Times New Roman" w:eastAsia="微软雅黑"/>
           <w:b/>
           <w:i w:val="0"/>
-          <w:color w:val="1F3964"/>
+          <w:color w:val="4E7EBA"/>
           <w:sz w:val="27"/>
         </w:rPr>
         <w:t>9.1 RAG vs 长上下文 LLM：有了 1M Token 窗口还需要 RAG 吗？</w:t>
@@ -12625,7 +12625,7 @@
           <w:rFonts w:ascii="Times New Roman" w:hAnsi="Times New Roman" w:eastAsia="微软雅黑"/>
           <w:b/>
           <w:i w:val="0"/>
-          <w:color w:val="1F3964"/>
+          <w:color w:val="4E7EBA"/>
           <w:sz w:val="27"/>
         </w:rPr>
         <w:t>9.2 分块策略深度对比</w:t>
@@ -13296,7 +13296,7 @@
           <w:rFonts w:ascii="Times New Roman" w:hAnsi="Times New Roman" w:eastAsia="微软雅黑"/>
           <w:b/>
           <w:i w:val="0"/>
-          <w:color w:val="1F3964"/>
+          <w:color w:val="4E7EBA"/>
           <w:sz w:val="27"/>
         </w:rPr>
         <w:t>9.3 RAG 评估指标体系</w:t>
@@ -13959,7 +13959,7 @@
           <w:rFonts w:ascii="Times New Roman" w:hAnsi="Times New Roman" w:eastAsia="微软雅黑"/>
           <w:b/>
           <w:i w:val="0"/>
-          <w:color w:val="1F3964"/>
+          <w:color w:val="4E7EBA"/>
           <w:sz w:val="27"/>
         </w:rPr>
         <w:t>9.4 Prompt 工程在 RAG 中的关键设计</w:t>
@@ -14491,7 +14491,7 @@
           <w:rFonts w:ascii="Times New Roman" w:hAnsi="Times New Roman" w:eastAsia="微软雅黑"/>
           <w:b/>
           <w:i w:val="0"/>
-          <w:color w:val="1F3964"/>
+          <w:color w:val="4E7EBA"/>
           <w:sz w:val="27"/>
         </w:rPr>
         <w:t>9.5 增量更新：知识库变了怎么办？</w:t>
@@ -14672,7 +14672,7 @@
           <w:rFonts w:ascii="Times New Roman" w:hAnsi="Times New Roman" w:eastAsia="微软雅黑"/>
           <w:b/>
           <w:i w:val="0"/>
-          <w:color w:val="1F3964"/>
+          <w:color w:val="4E7EBA"/>
           <w:sz w:val="27"/>
         </w:rPr>
         <w:t>9.6 RAG 失败的归因：责任在谁？100% 召回可能吗？</w:t>
@@ -15363,7 +15363,7 @@
           <w:rFonts w:ascii="Times New Roman" w:hAnsi="Times New Roman" w:eastAsia="微软雅黑"/>
           <w:b/>
           <w:i w:val="0"/>
-          <w:color w:val="1F3964"/>
+          <w:color w:val="4E7EBA"/>
           <w:sz w:val="32"/>
         </w:rPr>
         <w:t>10. 技术栈速览</w:t>
@@ -15872,7 +15872,7 @@
           <w:rFonts w:ascii="Times New Roman" w:hAnsi="Times New Roman" w:eastAsia="微软雅黑"/>
           <w:b/>
           <w:i w:val="0"/>
-          <w:color w:val="1F3964"/>
+          <w:color w:val="4E7EBA"/>
           <w:sz w:val="32"/>
         </w:rPr>
         <w:t>11. 部署方案</w:t>
@@ -15888,7 +15888,7 @@
           <w:rFonts w:ascii="Times New Roman" w:hAnsi="Times New Roman" w:eastAsia="微软雅黑"/>
           <w:b/>
           <w:i w:val="0"/>
-          <w:color w:val="1F3964"/>
+          <w:color w:val="4E7EBA"/>
           <w:sz w:val="27"/>
         </w:rPr>
         <w:t>11.1 生产环境</w:t>
@@ -16102,7 +16102,7 @@
           <w:rFonts w:ascii="Times New Roman" w:hAnsi="Times New Roman" w:eastAsia="微软雅黑"/>
           <w:b/>
           <w:i w:val="0"/>
-          <w:color w:val="1F3964"/>
+          <w:color w:val="4E7EBA"/>
           <w:sz w:val="27"/>
         </w:rPr>
         <w:t>11.2 部署命令</w:t>
@@ -16250,7 +16250,7 @@
           <w:rFonts w:ascii="Times New Roman" w:hAnsi="Times New Roman" w:eastAsia="微软雅黑"/>
           <w:b/>
           <w:i w:val="0"/>
-          <w:color w:val="1F3964"/>
+          <w:color w:val="4E7EBA"/>
           <w:sz w:val="27"/>
         </w:rPr>
         <w:t>11.3 requirements.txt</w:t>
@@ -16335,7 +16335,7 @@
           <w:rFonts w:ascii="Times New Roman" w:hAnsi="Times New Roman" w:eastAsia="微软雅黑"/>
           <w:b/>
           <w:i w:val="0"/>
-          <w:color w:val="1F3964"/>
+          <w:color w:val="4E7EBA"/>
           <w:sz w:val="32"/>
         </w:rPr>
         <w:t>附录 A：关键指标定义</w:t>
@@ -16608,7 +16608,7 @@
           <w:rFonts w:ascii="Times New Roman" w:hAnsi="Times New Roman" w:eastAsia="微软雅黑"/>
           <w:b/>
           <w:i w:val="0"/>
-          <w:color w:val="1F3964"/>
+          <w:color w:val="4E7EBA"/>
           <w:sz w:val="32"/>
         </w:rPr>
         <w:t>附录 B：项目文件结构</w:t>
@@ -17256,7 +17256,7 @@
       <w:rFonts w:asciiTheme="majorHAnsi" w:eastAsiaTheme="majorEastAsia" w:hAnsiTheme="majorHAnsi" w:cstheme="majorBidi" w:eastAsia="微软雅黑"/>
       <w:b/>
       <w:bCs/>
-      <w:color w:val="365F91" w:themeColor="accent1" w:themeShade="BF"/>
+      <w:color w:val="4E7EBA"/>
       <w:sz w:val="28"/>
       <w:szCs w:val="28"/>
     </w:rPr>
@@ -17280,7 +17280,7 @@
       <w:rFonts w:asciiTheme="majorHAnsi" w:eastAsiaTheme="majorEastAsia" w:hAnsiTheme="majorHAnsi" w:cstheme="majorBidi" w:eastAsia="微软雅黑"/>
       <w:b/>
       <w:bCs/>
-      <w:color w:val="4F81BD" w:themeColor="accent1"/>
+      <w:color w:val="4E7EBA"/>
       <w:sz w:val="26"/>
       <w:szCs w:val="26"/>
     </w:rPr>
@@ -17304,7 +17304,7 @@
       <w:rFonts w:asciiTheme="majorHAnsi" w:eastAsiaTheme="majorEastAsia" w:hAnsiTheme="majorHAnsi" w:cstheme="majorBidi" w:eastAsia="微软雅黑"/>
       <w:b/>
       <w:bCs/>
-      <w:color w:val="4F81BD" w:themeColor="accent1"/>
+      <w:color w:val="4E7EBA"/>
     </w:rPr>
   </w:style>
   <w:style w:type="paragraph" w:styleId="Heading4">
@@ -17329,7 +17329,7 @@
       <w:bCs/>
       <w:i/>
       <w:iCs/>
-      <w:color w:val="4F81BD" w:themeColor="accent1"/>
+      <w:color w:val="4E7EBA"/>
     </w:rPr>
   </w:style>
   <w:style w:type="paragraph" w:styleId="Heading5">
